--- a/docs/GUIDE-INSTALL-PROF.docx
+++ b/docs/GUIDE-INSTALL-PROF.docx
@@ -574,6 +574,18 @@
     </w:p>
     <w:p>
       <w:pPr>
+        <w:shd w:val="clear" w:fill="FFF4D6"/>
+      </w:pPr>
+      <w:r>
+        <w:rPr>
+          <w:b w:val="0"/>
+          <w:sz w:val="21"/>
+        </w:rPr>
+        <w:t>macOS : le script detecte ton IP LAN via ipconfig (pas besoin de hostname -I, propre a Linux). Sur Apple Silicon, le dashboard tourne en natif arm64.</w:t>
+      </w:r>
+    </w:p>
+    <w:p>
+      <w:pPr>
         <w:pStyle w:val="Heading1"/>
       </w:pPr>
       <w:r>

--- a/docs/GUIDE-INSTALL-PROF.docx
+++ b/docs/GUIDE-INSTALL-PROF.docx
@@ -1009,6 +1009,762 @@
         <w:t>down -v efface la base SQLite (toute la progression cohorte). Recupere les preuves avant si besoin.</w:t>
       </w:r>
     </w:p>
+    <w:p>
+      <w:r>
+        <w:br w:type="page"/>
+      </w:r>
+    </w:p>
+    <w:p>
+      <w:pPr>
+        <w:pStyle w:val="Heading1"/>
+      </w:pPr>
+      <w:r>
+        <w:t>Annexes — preparer le poste</w:t>
+      </w:r>
+    </w:p>
+    <w:p>
+      <w:r>
+        <w:t>A faire UNE fois par poste, avant la procedure d'installation. Si une commande echoue, voir l'annexe D (depannage).</w:t>
+      </w:r>
+    </w:p>
+    <w:p>
+      <w:pPr>
+        <w:pStyle w:val="Heading2"/>
+      </w:pPr>
+      <w:r>
+        <w:t>Annexe A — Debloquer PowerShell (Windows)</w:t>
+      </w:r>
+    </w:p>
+    <w:p>
+      <w:r>
+        <w:t>Par defaut, Windows bloque l'execution des scripts .ps1 (ExecutionPolicy = Restricted). Le script install-student.ps1 ne demarrera pas tant que ce n'est pas debloque. Aucun droit administrateur n'est requis pour les methodes ci-dessous.</w:t>
+      </w:r>
+    </w:p>
+    <w:p>
+      <w:r>
+        <w:t>Methode 1 — temporaire, pour la session courante (recommandee). Ouvre PowerShell, puis dans la MEME fenetre :</w:t>
+      </w:r>
+    </w:p>
+    <w:p>
+      <w:pPr>
+        <w:shd w:val="clear" w:fill="F2F2F2"/>
+        <w:spacing w:after="0" w:before="0"/>
+      </w:pPr>
+      <w:r>
+        <w:rPr>
+          <w:rFonts w:ascii="Consolas" w:hAnsi="Consolas"/>
+          <w:sz w:val="19"/>
+        </w:rPr>
+        <w:t>Set-ExecutionPolicy -Scope Process -ExecutionPolicy Bypass</w:t>
+      </w:r>
+    </w:p>
+    <w:p>
+      <w:pPr>
+        <w:shd w:val="clear" w:fill="F2F2F2"/>
+        <w:spacing w:after="0" w:before="0"/>
+      </w:pPr>
+      <w:r>
+        <w:rPr>
+          <w:rFonts w:ascii="Consolas" w:hAnsi="Consolas"/>
+          <w:sz w:val="19"/>
+        </w:rPr>
+        <w:t># puis lance le script dans cette meme fenetre</w:t>
+      </w:r>
+    </w:p>
+    <w:p>
+      <w:pPr>
+        <w:spacing w:after="80"/>
+      </w:pPr>
+    </w:p>
+    <w:p>
+      <w:r>
+        <w:t>Methode 2 — persistante pour ton compte utilisateur :</w:t>
+      </w:r>
+    </w:p>
+    <w:p>
+      <w:pPr>
+        <w:shd w:val="clear" w:fill="F2F2F2"/>
+        <w:spacing w:after="0" w:before="0"/>
+      </w:pPr>
+      <w:r>
+        <w:rPr>
+          <w:rFonts w:ascii="Consolas" w:hAnsi="Consolas"/>
+          <w:sz w:val="19"/>
+        </w:rPr>
+        <w:t>Set-ExecutionPolicy -Scope CurrentUser -ExecutionPolicy RemoteSigned</w:t>
+      </w:r>
+    </w:p>
+    <w:p>
+      <w:pPr>
+        <w:spacing w:after="80"/>
+      </w:pPr>
+    </w:p>
+    <w:p>
+      <w:r>
+        <w:t>Si le fichier a ete telecharge et est marque « bloque » par Windows :</w:t>
+      </w:r>
+    </w:p>
+    <w:p>
+      <w:pPr>
+        <w:shd w:val="clear" w:fill="F2F2F2"/>
+        <w:spacing w:after="0" w:before="0"/>
+      </w:pPr>
+      <w:r>
+        <w:rPr>
+          <w:rFonts w:ascii="Consolas" w:hAnsi="Consolas"/>
+          <w:sz w:val="19"/>
+        </w:rPr>
+        <w:t>Unblock-File .\scripts\install-student.ps1</w:t>
+      </w:r>
+    </w:p>
+    <w:p>
+      <w:pPr>
+        <w:spacing w:after="80"/>
+      </w:pPr>
+    </w:p>
+    <w:p>
+      <w:r>
+        <w:t>Verifier l'etat des politiques par portee :</w:t>
+      </w:r>
+    </w:p>
+    <w:p>
+      <w:pPr>
+        <w:shd w:val="clear" w:fill="F2F2F2"/>
+        <w:spacing w:after="0" w:before="0"/>
+      </w:pPr>
+      <w:r>
+        <w:rPr>
+          <w:rFonts w:ascii="Consolas" w:hAnsi="Consolas"/>
+          <w:sz w:val="19"/>
+        </w:rPr>
+        <w:t>Get-ExecutionPolicy -List</w:t>
+      </w:r>
+    </w:p>
+    <w:p>
+      <w:pPr>
+        <w:spacing w:after="80"/>
+      </w:pPr>
+    </w:p>
+    <w:p>
+      <w:pPr>
+        <w:shd w:val="clear" w:fill="FFF4D6"/>
+      </w:pPr>
+      <w:r>
+        <w:rPr>
+          <w:b w:val="0"/>
+          <w:sz w:val="21"/>
+        </w:rPr>
+        <w:t>Utilise de preference PowerShell 7+ (commande pwsh) plutot que Windows PowerShell 5. Ne lance pas le script « en tant qu'administrateur » : Docker Desktop fonctionne en utilisateur normal.</w:t>
+      </w:r>
+    </w:p>
+    <w:p>
+      <w:pPr>
+        <w:pStyle w:val="Heading2"/>
+      </w:pPr>
+      <w:r>
+        <w:t>Annexe B — Installer Docker</w:t>
+      </w:r>
+    </w:p>
+    <w:p>
+      <w:pPr>
+        <w:pStyle w:val="Heading3"/>
+      </w:pPr>
+      <w:r>
+        <w:t>Windows 10/11</w:t>
+      </w:r>
+    </w:p>
+    <w:p>
+      <w:pPr>
+        <w:pStyle w:val="ListNumber"/>
+      </w:pPr>
+      <w:r>
+        <w:t>Active WSL2 (PowerShell en administrateur), puis redemarre :</w:t>
+      </w:r>
+    </w:p>
+    <w:p>
+      <w:pPr>
+        <w:shd w:val="clear" w:fill="F2F2F2"/>
+        <w:spacing w:after="0" w:before="0"/>
+      </w:pPr>
+      <w:r>
+        <w:rPr>
+          <w:rFonts w:ascii="Consolas" w:hAnsi="Consolas"/>
+          <w:sz w:val="19"/>
+        </w:rPr>
+        <w:t>wsl --install</w:t>
+      </w:r>
+    </w:p>
+    <w:p>
+      <w:pPr>
+        <w:spacing w:after="80"/>
+      </w:pPr>
+    </w:p>
+    <w:p>
+      <w:pPr>
+        <w:pStyle w:val="ListNumber"/>
+      </w:pPr>
+      <w:r>
+        <w:t>Installe Docker Desktop depuis docker.com (backend WSL2 par defaut).</w:t>
+      </w:r>
+    </w:p>
+    <w:p>
+      <w:pPr>
+        <w:pStyle w:val="ListNumber"/>
+      </w:pPr>
+      <w:r>
+        <w:t>Lance Docker Desktop et attends le statut « running » (icone baleine).</w:t>
+      </w:r>
+    </w:p>
+    <w:p>
+      <w:pPr>
+        <w:pStyle w:val="ListNumber"/>
+      </w:pPr>
+      <w:r>
+        <w:t>Verifie dans un terminal :</w:t>
+      </w:r>
+    </w:p>
+    <w:p>
+      <w:pPr>
+        <w:shd w:val="clear" w:fill="F2F2F2"/>
+        <w:spacing w:after="0" w:before="0"/>
+      </w:pPr>
+      <w:r>
+        <w:rPr>
+          <w:rFonts w:ascii="Consolas" w:hAnsi="Consolas"/>
+          <w:sz w:val="19"/>
+        </w:rPr>
+        <w:t>docker run --rm hello-world</w:t>
+      </w:r>
+    </w:p>
+    <w:p>
+      <w:pPr>
+        <w:shd w:val="clear" w:fill="F2F2F2"/>
+        <w:spacing w:after="0" w:before="0"/>
+      </w:pPr>
+      <w:r>
+        <w:rPr>
+          <w:rFonts w:ascii="Consolas" w:hAnsi="Consolas"/>
+          <w:sz w:val="19"/>
+        </w:rPr>
+        <w:t>docker compose version</w:t>
+      </w:r>
+    </w:p>
+    <w:p>
+      <w:pPr>
+        <w:spacing w:after="80"/>
+      </w:pPr>
+    </w:p>
+    <w:p>
+      <w:pPr>
+        <w:shd w:val="clear" w:fill="FFF4D6"/>
+      </w:pPr>
+      <w:r>
+        <w:rPr>
+          <w:b w:val="0"/>
+          <w:sz w:val="21"/>
+        </w:rPr>
+        <w:t>Erreur de virtualisation : active « Virtualization / SVM / VT-x » dans le BIOS/UEFI, et la fonctionnalite Windows « Plateforme de machine virtuelle ».</w:t>
+      </w:r>
+    </w:p>
+    <w:p>
+      <w:pPr>
+        <w:pStyle w:val="Heading3"/>
+      </w:pPr>
+      <w:r>
+        <w:t>macOS</w:t>
+      </w:r>
+    </w:p>
+    <w:p>
+      <w:pPr>
+        <w:pStyle w:val="ListNumber"/>
+      </w:pPr>
+      <w:r>
+        <w:t>Telecharge Docker Desktop pour Mac (choisis la puce : Apple Silicon ou Intel).</w:t>
+      </w:r>
+    </w:p>
+    <w:p>
+      <w:pPr>
+        <w:pStyle w:val="ListNumber"/>
+      </w:pPr>
+      <w:r>
+        <w:t>Glisse Docker dans Applications, lance-le, attends « running ».</w:t>
+      </w:r>
+    </w:p>
+    <w:p>
+      <w:pPr>
+        <w:pStyle w:val="ListNumber"/>
+      </w:pPr>
+      <w:r>
+        <w:t>Verifie :</w:t>
+      </w:r>
+    </w:p>
+    <w:p>
+      <w:pPr>
+        <w:shd w:val="clear" w:fill="F2F2F2"/>
+        <w:spacing w:after="0" w:before="0"/>
+      </w:pPr>
+      <w:r>
+        <w:rPr>
+          <w:rFonts w:ascii="Consolas" w:hAnsi="Consolas"/>
+          <w:sz w:val="19"/>
+        </w:rPr>
+        <w:t>docker run --rm hello-world</w:t>
+      </w:r>
+    </w:p>
+    <w:p>
+      <w:pPr>
+        <w:shd w:val="clear" w:fill="F2F2F2"/>
+        <w:spacing w:after="0" w:before="0"/>
+      </w:pPr>
+      <w:r>
+        <w:rPr>
+          <w:rFonts w:ascii="Consolas" w:hAnsi="Consolas"/>
+          <w:sz w:val="19"/>
+        </w:rPr>
+        <w:t>docker compose version</w:t>
+      </w:r>
+    </w:p>
+    <w:p>
+      <w:pPr>
+        <w:spacing w:after="80"/>
+      </w:pPr>
+    </w:p>
+    <w:p>
+      <w:pPr>
+        <w:pStyle w:val="Heading3"/>
+      </w:pPr>
+      <w:r>
+        <w:t>Linux (Debian / Ubuntu)</w:t>
+      </w:r>
+    </w:p>
+    <w:p>
+      <w:r>
+        <w:t>Installe Docker Engine + le plugin compose v2 (depot officiel Docker), puis ajoute ton utilisateur au groupe docker :</w:t>
+      </w:r>
+    </w:p>
+    <w:p>
+      <w:pPr>
+        <w:shd w:val="clear" w:fill="F2F2F2"/>
+        <w:spacing w:after="0" w:before="0"/>
+      </w:pPr>
+      <w:r>
+        <w:rPr>
+          <w:rFonts w:ascii="Consolas" w:hAnsi="Consolas"/>
+          <w:sz w:val="19"/>
+        </w:rPr>
+        <w:t># suivre https://docs.docker.com/engine/install/ pour le depot apt officiel</w:t>
+      </w:r>
+    </w:p>
+    <w:p>
+      <w:pPr>
+        <w:shd w:val="clear" w:fill="F2F2F2"/>
+        <w:spacing w:after="0" w:before="0"/>
+      </w:pPr>
+      <w:r>
+        <w:rPr>
+          <w:rFonts w:ascii="Consolas" w:hAnsi="Consolas"/>
+          <w:sz w:val="19"/>
+        </w:rPr>
+        <w:t>sudo usermod -aG docker $USER</w:t>
+      </w:r>
+    </w:p>
+    <w:p>
+      <w:pPr>
+        <w:shd w:val="clear" w:fill="F2F2F2"/>
+        <w:spacing w:after="0" w:before="0"/>
+      </w:pPr>
+      <w:r>
+        <w:rPr>
+          <w:rFonts w:ascii="Consolas" w:hAnsi="Consolas"/>
+          <w:sz w:val="19"/>
+        </w:rPr>
+        <w:t># se deconnecter / reconnecter (ou : newgrp docker) pour appliquer le groupe</w:t>
+      </w:r>
+    </w:p>
+    <w:p>
+      <w:pPr>
+        <w:shd w:val="clear" w:fill="F2F2F2"/>
+        <w:spacing w:after="0" w:before="0"/>
+      </w:pPr>
+      <w:r>
+        <w:rPr>
+          <w:rFonts w:ascii="Consolas" w:hAnsi="Consolas"/>
+          <w:sz w:val="19"/>
+        </w:rPr>
+        <w:t>docker compose version</w:t>
+      </w:r>
+    </w:p>
+    <w:p>
+      <w:pPr>
+        <w:spacing w:after="80"/>
+      </w:pPr>
+    </w:p>
+    <w:p>
+      <w:pPr>
+        <w:pStyle w:val="Heading2"/>
+      </w:pPr>
+      <w:r>
+        <w:t>Annexe C — Git et OpenSSL</w:t>
+      </w:r>
+    </w:p>
+    <w:tbl>
+      <w:tblPr>
+        <w:tblStyle w:val="TableGrid"/>
+        <w:tblW w:type="auto" w:w="0"/>
+        <w:tblLook w:firstColumn="1" w:firstRow="1" w:lastColumn="0" w:lastRow="0" w:noHBand="0" w:noVBand="1" w:val="04A0"/>
+      </w:tblPr>
+      <w:tblGrid>
+        <w:gridCol w:w="4819"/>
+        <w:gridCol w:w="4819"/>
+      </w:tblGrid>
+      <w:tr>
+        <w:tc>
+          <w:tcPr>
+            <w:tcW w:type="dxa" w:w="2268"/>
+          </w:tcPr>
+          <w:p>
+            <w:pPr>
+              <w:shd w:val="clear" w:fill="D5E8F0"/>
+            </w:pPr>
+            <w:r/>
+            <w:r>
+              <w:rPr>
+                <w:b/>
+                <w:sz w:val="20"/>
+              </w:rPr>
+              <w:t>Systeme</w:t>
+            </w:r>
+          </w:p>
+        </w:tc>
+        <w:tc>
+          <w:tcPr>
+            <w:tcW w:type="dxa" w:w="7370"/>
+          </w:tcPr>
+          <w:p>
+            <w:pPr>
+              <w:shd w:val="clear" w:fill="D5E8F0"/>
+            </w:pPr>
+            <w:r/>
+            <w:r>
+              <w:rPr>
+                <w:b/>
+                <w:sz w:val="20"/>
+              </w:rPr>
+              <w:t>Commande / source</w:t>
+            </w:r>
+          </w:p>
+        </w:tc>
+      </w:tr>
+      <w:tr>
+        <w:tc>
+          <w:tcPr>
+            <w:tcW w:type="dxa" w:w="2268"/>
+          </w:tcPr>
+          <w:p>
+            <w:r/>
+            <w:r>
+              <w:rPr>
+                <w:sz w:val="20"/>
+              </w:rPr>
+              <w:t>Windows</w:t>
+            </w:r>
+          </w:p>
+        </w:tc>
+        <w:tc>
+          <w:tcPr>
+            <w:tcW w:type="dxa" w:w="7370"/>
+          </w:tcPr>
+          <w:p>
+            <w:r/>
+            <w:r>
+              <w:rPr>
+                <w:sz w:val="20"/>
+              </w:rPr>
+              <w:t>Git for Windows (git-scm.com) — fournit git, openssl et Git Bash</w:t>
+            </w:r>
+          </w:p>
+        </w:tc>
+      </w:tr>
+      <w:tr>
+        <w:tc>
+          <w:tcPr>
+            <w:tcW w:type="dxa" w:w="2268"/>
+          </w:tcPr>
+          <w:p>
+            <w:r/>
+            <w:r>
+              <w:rPr>
+                <w:sz w:val="20"/>
+              </w:rPr>
+              <w:t>macOS</w:t>
+            </w:r>
+          </w:p>
+        </w:tc>
+        <w:tc>
+          <w:tcPr>
+            <w:tcW w:type="dxa" w:w="7370"/>
+          </w:tcPr>
+          <w:p>
+            <w:r/>
+            <w:r>
+              <w:rPr>
+                <w:sz w:val="20"/>
+              </w:rPr>
+              <w:t>xcode-select --install (git) ; openssl deja present</w:t>
+            </w:r>
+          </w:p>
+        </w:tc>
+      </w:tr>
+      <w:tr>
+        <w:tc>
+          <w:tcPr>
+            <w:tcW w:type="dxa" w:w="2268"/>
+          </w:tcPr>
+          <w:p>
+            <w:r/>
+            <w:r>
+              <w:rPr>
+                <w:sz w:val="20"/>
+              </w:rPr>
+              <w:t>Linux</w:t>
+            </w:r>
+          </w:p>
+        </w:tc>
+        <w:tc>
+          <w:tcPr>
+            <w:tcW w:type="dxa" w:w="7370"/>
+          </w:tcPr>
+          <w:p>
+            <w:r/>
+            <w:r>
+              <w:rPr>
+                <w:sz w:val="20"/>
+              </w:rPr>
+              <w:t>sudo apt install git openssl</w:t>
+            </w:r>
+          </w:p>
+        </w:tc>
+      </w:tr>
+    </w:tbl>
+    <w:p>
+      <w:pPr>
+        <w:shd w:val="clear" w:fill="FFF4D6"/>
+      </w:pPr>
+      <w:r>
+        <w:rPr>
+          <w:b w:val="0"/>
+          <w:sz w:val="21"/>
+        </w:rPr>
+        <w:t>Le script genere les jetons avec openssl. Sous Windows, si openssl manque, il bascule sur un generateur .NET integre — aucune action requise.</w:t>
+      </w:r>
+    </w:p>
+    <w:p>
+      <w:pPr>
+        <w:pStyle w:val="Heading2"/>
+      </w:pPr>
+      <w:r>
+        <w:t>Annexe D — Depannage des prerequis</w:t>
+      </w:r>
+    </w:p>
+    <w:tbl>
+      <w:tblPr>
+        <w:tblStyle w:val="TableGrid"/>
+        <w:tblW w:type="auto" w:w="0"/>
+        <w:tblLook w:firstColumn="1" w:firstRow="1" w:lastColumn="0" w:lastRow="0" w:noHBand="0" w:noVBand="1" w:val="04A0"/>
+      </w:tblPr>
+      <w:tblGrid>
+        <w:gridCol w:w="4819"/>
+        <w:gridCol w:w="4819"/>
+      </w:tblGrid>
+      <w:tr>
+        <w:tc>
+          <w:tcPr>
+            <w:tcW w:type="dxa" w:w="3402"/>
+          </w:tcPr>
+          <w:p>
+            <w:pPr>
+              <w:shd w:val="clear" w:fill="D5E8F0"/>
+            </w:pPr>
+            <w:r/>
+            <w:r>
+              <w:rPr>
+                <w:b/>
+                <w:sz w:val="20"/>
+              </w:rPr>
+              <w:t>Symptome</w:t>
+            </w:r>
+          </w:p>
+        </w:tc>
+        <w:tc>
+          <w:tcPr>
+            <w:tcW w:type="dxa" w:w="6236"/>
+          </w:tcPr>
+          <w:p>
+            <w:pPr>
+              <w:shd w:val="clear" w:fill="D5E8F0"/>
+            </w:pPr>
+            <w:r/>
+            <w:r>
+              <w:rPr>
+                <w:b/>
+                <w:sz w:val="20"/>
+              </w:rPr>
+              <w:t>Cause / solution</w:t>
+            </w:r>
+          </w:p>
+        </w:tc>
+      </w:tr>
+      <w:tr>
+        <w:tc>
+          <w:tcPr>
+            <w:tcW w:type="dxa" w:w="3402"/>
+          </w:tcPr>
+          <w:p>
+            <w:r/>
+            <w:r>
+              <w:rPr>
+                <w:sz w:val="20"/>
+              </w:rPr>
+              <w:t>« running scripts is disabled on this system »</w:t>
+            </w:r>
+          </w:p>
+        </w:tc>
+        <w:tc>
+          <w:tcPr>
+            <w:tcW w:type="dxa" w:w="6236"/>
+          </w:tcPr>
+          <w:p>
+            <w:r/>
+            <w:r>
+              <w:rPr>
+                <w:sz w:val="20"/>
+              </w:rPr>
+              <w:t>PowerShell bloque : voir Annexe A (Set-ExecutionPolicy -Scope Process Bypass).</w:t>
+            </w:r>
+          </w:p>
+        </w:tc>
+      </w:tr>
+      <w:tr>
+        <w:tc>
+          <w:tcPr>
+            <w:tcW w:type="dxa" w:w="3402"/>
+          </w:tcPr>
+          <w:p>
+            <w:r/>
+            <w:r>
+              <w:rPr>
+                <w:sz w:val="20"/>
+              </w:rPr>
+              <w:t>« docker : command not found » / « cannot connect to the Docker daemon »</w:t>
+            </w:r>
+          </w:p>
+        </w:tc>
+        <w:tc>
+          <w:tcPr>
+            <w:tcW w:type="dxa" w:w="6236"/>
+          </w:tcPr>
+          <w:p>
+            <w:r/>
+            <w:r>
+              <w:rPr>
+                <w:sz w:val="20"/>
+              </w:rPr>
+              <w:t>Docker Desktop n'est pas demarre, ou (Linux) groupe docker pas applique : ouvre Docker Desktop / reconnecte-toi.</w:t>
+            </w:r>
+          </w:p>
+        </w:tc>
+      </w:tr>
+      <w:tr>
+        <w:tc>
+          <w:tcPr>
+            <w:tcW w:type="dxa" w:w="3402"/>
+          </w:tcPr>
+          <w:p>
+            <w:r/>
+            <w:r>
+              <w:rPr>
+                <w:sz w:val="20"/>
+              </w:rPr>
+              <w:t>Le clone git echoue ou reste bloque</w:t>
+            </w:r>
+          </w:p>
+        </w:tc>
+        <w:tc>
+          <w:tcPr>
+            <w:tcW w:type="dxa" w:w="6236"/>
+          </w:tcPr>
+          <w:p>
+            <w:r/>
+            <w:r>
+              <w:rPr>
+                <w:sz w:val="20"/>
+              </w:rPr>
+              <w:t>Proxy ou pare-feu d'entreprise : configure git (http.proxy) ou utilise un reseau ouvert pour le clone.</w:t>
+            </w:r>
+          </w:p>
+        </w:tc>
+      </w:tr>
+      <w:tr>
+        <w:tc>
+          <w:tcPr>
+            <w:tcW w:type="dxa" w:w="3402"/>
+          </w:tcPr>
+          <w:p>
+            <w:r/>
+            <w:r>
+              <w:rPr>
+                <w:sz w:val="20"/>
+              </w:rPr>
+              <w:t>Le build s'arrete au telechargement d'images</w:t>
+            </w:r>
+          </w:p>
+        </w:tc>
+        <w:tc>
+          <w:tcPr>
+            <w:tcW w:type="dxa" w:w="6236"/>
+          </w:tcPr>
+          <w:p>
+            <w:r/>
+            <w:r>
+              <w:rPr>
+                <w:sz w:val="20"/>
+              </w:rPr>
+              <w:t>Proxy Docker : configure le proxy dans Docker Desktop (Settings &gt; Resources &gt; Proxies).</w:t>
+            </w:r>
+          </w:p>
+        </w:tc>
+      </w:tr>
+      <w:tr>
+        <w:tc>
+          <w:tcPr>
+            <w:tcW w:type="dxa" w:w="3402"/>
+          </w:tcPr>
+          <w:p>
+            <w:r/>
+            <w:r>
+              <w:rPr>
+                <w:sz w:val="20"/>
+              </w:rPr>
+              <w:t>docker compose version affiche v1.x</w:t>
+            </w:r>
+          </w:p>
+        </w:tc>
+        <w:tc>
+          <w:tcPr>
+            <w:tcW w:type="dxa" w:w="6236"/>
+          </w:tcPr>
+          <w:p>
+            <w:r/>
+            <w:r>
+              <w:rPr>
+                <w:sz w:val="20"/>
+              </w:rPr>
+              <w:t>Plugin compose v2 absent : installe docker compose v2 (docker-compose-plugin).</w:t>
+            </w:r>
+          </w:p>
+        </w:tc>
+      </w:tr>
+    </w:tbl>
     <w:sectPr>
       <w:pgSz w:w="11906" w:h="16838"/>
       <w:pgMar w:top="1134" w:right="1134" w:bottom="1134" w:left="1134" w:header="720" w:footer="720" w:gutter="0"/>

--- a/docs/GUIDE-INSTALL-PROF.docx
+++ b/docs/GUIDE-INSTALL-PROF.docx
@@ -43,110 +43,6 @@
     <w:p>
       <w:r>
         <w:t>Tu fais tourner uniquement le dashboard sur ton poste. Chaque eleve installe juice-shop sur le sien et le configure pour pousser sa progression vers ton dashboard. Tu obtiens une matrice cohorte (eleves x challenges) en temps reel.</w:t>
-      </w:r>
-    </w:p>
-    <w:p>
-      <w:pPr>
-        <w:jc w:val="center"/>
-      </w:pPr>
-      <w:r>
-        <w:drawing>
-          <wp:inline xmlns:a="http://schemas.openxmlformats.org/drawingml/2006/main" xmlns:pic="http://schemas.openxmlformats.org/drawingml/2006/picture">
-            <wp:extent cx="5669280" cy="2935877"/>
-            <wp:docPr id="1" name="Picture 1"/>
-            <wp:cNvGraphicFramePr>
-              <a:graphicFrameLocks noChangeAspect="1"/>
-            </wp:cNvGraphicFramePr>
-            <a:graphic>
-              <a:graphicData uri="http://schemas.openxmlformats.org/drawingml/2006/picture">
-                <pic:pic>
-                  <pic:nvPicPr>
-                    <pic:cNvPr id="0" name="sequence.png"/>
-                    <pic:cNvPicPr/>
-                  </pic:nvPicPr>
-                  <pic:blipFill>
-                    <a:blip r:embed="rId9"/>
-                    <a:stretch>
-                      <a:fillRect/>
-                    </a:stretch>
-                  </pic:blipFill>
-                  <pic:spPr>
-                    <a:xfrm>
-                      <a:off x="0" y="0"/>
-                      <a:ext cx="5669280" cy="2935877"/>
-                    </a:xfrm>
-                    <a:prstGeom prst="rect"/>
-                  </pic:spPr>
-                </pic:pic>
-              </a:graphicData>
-            </a:graphic>
-          </wp:inline>
-        </w:drawing>
-      </w:r>
-    </w:p>
-    <w:p>
-      <w:pPr>
-        <w:jc w:val="center"/>
-      </w:pPr>
-      <w:r>
-        <w:rPr>
-          <w:i/>
-          <w:color w:val="222222"/>
-          <w:sz w:val="18"/>
-        </w:rPr>
-        <w:t>Flux des events : l'eleve joue, ton dashboard consolide.</w:t>
-      </w:r>
-    </w:p>
-    <w:p>
-      <w:pPr>
-        <w:jc w:val="center"/>
-      </w:pPr>
-      <w:r>
-        <w:drawing>
-          <wp:inline xmlns:a="http://schemas.openxmlformats.org/drawingml/2006/main" xmlns:pic="http://schemas.openxmlformats.org/drawingml/2006/picture">
-            <wp:extent cx="5669280" cy="10011707"/>
-            <wp:docPr id="2" name="Picture 2"/>
-            <wp:cNvGraphicFramePr>
-              <a:graphicFrameLocks noChangeAspect="1"/>
-            </wp:cNvGraphicFramePr>
-            <a:graphic>
-              <a:graphicData uri="http://schemas.openxmlformats.org/drawingml/2006/picture">
-                <pic:pic>
-                  <pic:nvPicPr>
-                    <pic:cNvPr id="0" name="scenario4_prof.png"/>
-                    <pic:cNvPicPr/>
-                  </pic:nvPicPr>
-                  <pic:blipFill>
-                    <a:blip r:embed="rId10"/>
-                    <a:stretch>
-                      <a:fillRect/>
-                    </a:stretch>
-                  </pic:blipFill>
-                  <pic:spPr>
-                    <a:xfrm>
-                      <a:off x="0" y="0"/>
-                      <a:ext cx="5669280" cy="10011707"/>
-                    </a:xfrm>
-                    <a:prstGeom prst="rect"/>
-                  </pic:spPr>
-                </pic:pic>
-              </a:graphicData>
-            </a:graphic>
-          </wp:inline>
-        </w:drawing>
-      </w:r>
-    </w:p>
-    <w:p>
-      <w:pPr>
-        <w:jc w:val="center"/>
-      </w:pPr>
-      <w:r>
-        <w:rPr>
-          <w:i/>
-          <w:color w:val="222222"/>
-          <w:sz w:val="18"/>
-        </w:rPr>
-        <w:t>Topologie scenario 4 : un dashboard (toi), N postes eleves.</w:t>
       </w:r>
     </w:p>
     <w:p>
@@ -290,7 +186,7 @@
               <w:rPr>
                 <w:sz w:val="20"/>
               </w:rPr>
-              <w:t>Docker Engine + plugin docker compose v2 + git + openssl</w:t>
+              <w:t>Docker Engine + docker compose v2 + git + openssl (voir Annexe B)</w:t>
             </w:r>
           </w:p>
         </w:tc>
@@ -1339,7 +1235,12 @@
     </w:p>
     <w:p>
       <w:r>
-        <w:t>Installe Docker Engine + le plugin compose v2 (depot officiel Docker), puis ajoute ton utilisateur au groupe docker :</w:t>
+        <w:t>Deux methodes mutuellement exclusives. Choisis l'une OU l'autre.</w:t>
+      </w:r>
+    </w:p>
+    <w:p>
+      <w:r>
+        <w:t>Methode A — paquets de la distribution (recommandee pour un TD) :</w:t>
       </w:r>
     </w:p>
     <w:p>
@@ -1352,7 +1253,20 @@
           <w:rFonts w:ascii="Consolas" w:hAnsi="Consolas"/>
           <w:sz w:val="19"/>
         </w:rPr>
-        <w:t># suivre https://docs.docker.com/engine/install/ pour le depot apt officiel</w:t>
+        <w:t>sudo apt update</w:t>
+      </w:r>
+    </w:p>
+    <w:p>
+      <w:pPr>
+        <w:shd w:val="clear" w:fill="F2F2F2"/>
+        <w:spacing w:after="0" w:before="0"/>
+      </w:pPr>
+      <w:r>
+        <w:rPr>
+          <w:rFonts w:ascii="Consolas" w:hAnsi="Consolas"/>
+          <w:sz w:val="19"/>
+        </w:rPr>
+        <w:t>sudo apt install -y docker-compose-v2</w:t>
       </w:r>
     </w:p>
     <w:p>
@@ -1378,7 +1292,7 @@
           <w:rFonts w:ascii="Consolas" w:hAnsi="Consolas"/>
           <w:sz w:val="19"/>
         </w:rPr>
-        <w:t># se deconnecter / reconnecter (ou : newgrp docker) pour appliquer le groupe</w:t>
+        <w:t>newgrp docker   # ou se deconnecter puis se reconnecter</w:t>
       </w:r>
     </w:p>
     <w:p>
@@ -1398,6 +1312,106 @@
       <w:pPr>
         <w:spacing w:after="80"/>
       </w:pPr>
+    </w:p>
+    <w:p>
+      <w:r>
+        <w:t>Methode B — depot officiel Docker (si tu veux la derniere version) :</w:t>
+      </w:r>
+    </w:p>
+    <w:p>
+      <w:pPr>
+        <w:shd w:val="clear" w:fill="F2F2F2"/>
+        <w:spacing w:after="0" w:before="0"/>
+      </w:pPr>
+      <w:r>
+        <w:rPr>
+          <w:rFonts w:ascii="Consolas" w:hAnsi="Consolas"/>
+          <w:sz w:val="19"/>
+        </w:rPr>
+        <w:t># configurer le depot officiel : https://docs.docker.com/engine/install/ubuntu/</w:t>
+      </w:r>
+    </w:p>
+    <w:p>
+      <w:pPr>
+        <w:shd w:val="clear" w:fill="F2F2F2"/>
+        <w:spacing w:after="0" w:before="0"/>
+      </w:pPr>
+      <w:r>
+        <w:rPr>
+          <w:rFonts w:ascii="Consolas" w:hAnsi="Consolas"/>
+          <w:sz w:val="19"/>
+        </w:rPr>
+        <w:t>sudo apt install -y docker-ce docker-ce-cli containerd.io \</w:t>
+      </w:r>
+    </w:p>
+    <w:p>
+      <w:pPr>
+        <w:shd w:val="clear" w:fill="F2F2F2"/>
+        <w:spacing w:after="0" w:before="0"/>
+      </w:pPr>
+      <w:r>
+        <w:rPr>
+          <w:rFonts w:ascii="Consolas" w:hAnsi="Consolas"/>
+          <w:sz w:val="19"/>
+        </w:rPr>
+        <w:t xml:space="preserve">    docker-buildx-plugin docker-compose-plugin</w:t>
+      </w:r>
+    </w:p>
+    <w:p>
+      <w:pPr>
+        <w:shd w:val="clear" w:fill="F2F2F2"/>
+        <w:spacing w:after="0" w:before="0"/>
+      </w:pPr>
+      <w:r>
+        <w:rPr>
+          <w:rFonts w:ascii="Consolas" w:hAnsi="Consolas"/>
+          <w:sz w:val="19"/>
+        </w:rPr>
+        <w:t>sudo usermod -aG docker $USER</w:t>
+      </w:r>
+    </w:p>
+    <w:p>
+      <w:pPr>
+        <w:shd w:val="clear" w:fill="F2F2F2"/>
+        <w:spacing w:after="0" w:before="0"/>
+      </w:pPr>
+      <w:r>
+        <w:rPr>
+          <w:rFonts w:ascii="Consolas" w:hAnsi="Consolas"/>
+          <w:sz w:val="19"/>
+        </w:rPr>
+        <w:t>newgrp docker</w:t>
+      </w:r>
+    </w:p>
+    <w:p>
+      <w:pPr>
+        <w:shd w:val="clear" w:fill="F2F2F2"/>
+        <w:spacing w:after="0" w:before="0"/>
+      </w:pPr>
+      <w:r>
+        <w:rPr>
+          <w:rFonts w:ascii="Consolas" w:hAnsi="Consolas"/>
+          <w:sz w:val="19"/>
+        </w:rPr>
+        <w:t>docker compose version</w:t>
+      </w:r>
+    </w:p>
+    <w:p>
+      <w:pPr>
+        <w:spacing w:after="80"/>
+      </w:pPr>
+    </w:p>
+    <w:p>
+      <w:pPr>
+        <w:shd w:val="clear" w:fill="FFF4D6"/>
+      </w:pPr>
+      <w:r>
+        <w:rPr>
+          <w:b w:val="0"/>
+          <w:sz w:val="21"/>
+        </w:rPr>
+        <w:t>Les deux paquets sont mutuellement exclusifs. Sur Ubuntu 25.04+, utilise la methode A (docker-compose-v2). Ne melange jamais les deux.</w:t>
+      </w:r>
     </w:p>
     <w:p>
       <w:pPr>
@@ -1745,7 +1759,7 @@
               <w:rPr>
                 <w:sz w:val="20"/>
               </w:rPr>
-              <w:t>docker compose version affiche v1.x</w:t>
+              <w:t>docker compose version affiche v1.x ou commande introuvable</w:t>
             </w:r>
           </w:p>
         </w:tc>
@@ -1759,7 +1773,7 @@
               <w:rPr>
                 <w:sz w:val="20"/>
               </w:rPr>
-              <w:t>Plugin compose v2 absent : installe docker compose v2 (docker-compose-plugin).</w:t>
+              <w:t>Plugin compose v2 absent. Ubuntu/Debian standard : sudo apt install docker-compose-v2. Depot officiel Docker : sudo apt install docker-compose-plugin. Ne pas installer les deux (conflit).</w:t>
             </w:r>
           </w:p>
         </w:tc>

--- a/docs/GUIDE-INSTALL-PROF.docx
+++ b/docs/GUIDE-INSTALL-PROF.docx
@@ -43,6 +43,122 @@
     <w:p>
       <w:r>
         <w:t>Tu fais tourner uniquement le dashboard sur ton poste. Chaque eleve installe juice-shop sur le sien et le configure pour pousser sa progression vers ton dashboard. Tu obtiens une matrice cohorte (eleves x challenges) en temps reel.</w:t>
+      </w:r>
+    </w:p>
+    <w:p>
+      <w:pPr>
+        <w:shd w:val="clear" w:fill="FFF4D6"/>
+      </w:pPr>
+      <w:r>
+        <w:rPr>
+          <w:b w:val="0"/>
+          <w:sz w:val="21"/>
+        </w:rPr>
+        <w:t>Le dashboard est central et partage : une seule instance sert a la fois JuiceLab et PwnzzAI (deux clients pointant sur la meme base). Ne deploie jamais un second dashboard. Topologie et anti-patterns : docs/DASHBOARD-CENTRAL.md.</w:t>
+      </w:r>
+    </w:p>
+    <w:p>
+      <w:pPr>
+        <w:jc w:val="center"/>
+      </w:pPr>
+      <w:r>
+        <w:drawing>
+          <wp:inline xmlns:a="http://schemas.openxmlformats.org/drawingml/2006/main" xmlns:pic="http://schemas.openxmlformats.org/drawingml/2006/picture">
+            <wp:extent cx="5669280" cy="2935877"/>
+            <wp:docPr id="1" name="Picture 1"/>
+            <wp:cNvGraphicFramePr>
+              <a:graphicFrameLocks noChangeAspect="1"/>
+            </wp:cNvGraphicFramePr>
+            <a:graphic>
+              <a:graphicData uri="http://schemas.openxmlformats.org/drawingml/2006/picture">
+                <pic:pic>
+                  <pic:nvPicPr>
+                    <pic:cNvPr id="0" name="sequence.png"/>
+                    <pic:cNvPicPr/>
+                  </pic:nvPicPr>
+                  <pic:blipFill>
+                    <a:blip r:embed="rId9"/>
+                    <a:stretch>
+                      <a:fillRect/>
+                    </a:stretch>
+                  </pic:blipFill>
+                  <pic:spPr>
+                    <a:xfrm>
+                      <a:off x="0" y="0"/>
+                      <a:ext cx="5669280" cy="2935877"/>
+                    </a:xfrm>
+                    <a:prstGeom prst="rect"/>
+                  </pic:spPr>
+                </pic:pic>
+              </a:graphicData>
+            </a:graphic>
+          </wp:inline>
+        </w:drawing>
+      </w:r>
+    </w:p>
+    <w:p>
+      <w:pPr>
+        <w:jc w:val="center"/>
+      </w:pPr>
+      <w:r>
+        <w:rPr>
+          <w:i/>
+          <w:color w:val="222222"/>
+          <w:sz w:val="18"/>
+        </w:rPr>
+        <w:t>Flux des events : l'eleve joue, ton dashboard consolide.</w:t>
+      </w:r>
+    </w:p>
+    <w:p>
+      <w:pPr>
+        <w:jc w:val="center"/>
+      </w:pPr>
+      <w:r>
+        <w:drawing>
+          <wp:inline xmlns:a="http://schemas.openxmlformats.org/drawingml/2006/main" xmlns:pic="http://schemas.openxmlformats.org/drawingml/2006/picture">
+            <wp:extent cx="5669280" cy="10011707"/>
+            <wp:docPr id="2" name="Picture 2"/>
+            <wp:cNvGraphicFramePr>
+              <a:graphicFrameLocks noChangeAspect="1"/>
+            </wp:cNvGraphicFramePr>
+            <a:graphic>
+              <a:graphicData uri="http://schemas.openxmlformats.org/drawingml/2006/picture">
+                <pic:pic>
+                  <pic:nvPicPr>
+                    <pic:cNvPr id="0" name="scenario4_prof.png"/>
+                    <pic:cNvPicPr/>
+                  </pic:nvPicPr>
+                  <pic:blipFill>
+                    <a:blip r:embed="rId10"/>
+                    <a:stretch>
+                      <a:fillRect/>
+                    </a:stretch>
+                  </pic:blipFill>
+                  <pic:spPr>
+                    <a:xfrm>
+                      <a:off x="0" y="0"/>
+                      <a:ext cx="5669280" cy="10011707"/>
+                    </a:xfrm>
+                    <a:prstGeom prst="rect"/>
+                  </pic:spPr>
+                </pic:pic>
+              </a:graphicData>
+            </a:graphic>
+          </wp:inline>
+        </w:drawing>
+      </w:r>
+    </w:p>
+    <w:p>
+      <w:pPr>
+        <w:jc w:val="center"/>
+      </w:pPr>
+      <w:r>
+        <w:rPr>
+          <w:i/>
+          <w:color w:val="222222"/>
+          <w:sz w:val="18"/>
+        </w:rPr>
+        <w:t>Topologie scenario 4 : un dashboard (toi), N postes eleves.</w:t>
       </w:r>
     </w:p>
     <w:p>
@@ -666,10 +782,555 @@
     </w:p>
     <w:p>
       <w:pPr>
+        <w:jc w:val="center"/>
+      </w:pPr>
+      <w:r>
+        <w:drawing>
+          <wp:inline xmlns:a="http://schemas.openxmlformats.org/drawingml/2006/main" xmlns:pic="http://schemas.openxmlformats.org/drawingml/2006/picture">
+            <wp:extent cx="5669280" cy="6232377"/>
+            <wp:docPr id="3" name="Picture 3"/>
+            <wp:cNvGraphicFramePr>
+              <a:graphicFrameLocks noChangeAspect="1"/>
+            </wp:cNvGraphicFramePr>
+            <a:graphic>
+              <a:graphicData uri="http://schemas.openxmlformats.org/drawingml/2006/picture">
+                <pic:pic>
+                  <pic:nvPicPr>
+                    <pic:cNvPr id="0" name="prof-dashboard-light.png"/>
+                    <pic:cNvPicPr/>
+                  </pic:nvPicPr>
+                  <pic:blipFill>
+                    <a:blip r:embed="rId11"/>
+                    <a:stretch>
+                      <a:fillRect/>
+                    </a:stretch>
+                  </pic:blipFill>
+                  <pic:spPr>
+                    <a:xfrm>
+                      <a:off x="0" y="0"/>
+                      <a:ext cx="5669280" cy="6232377"/>
+                    </a:xfrm>
+                    <a:prstGeom prst="rect"/>
+                  </pic:spPr>
+                </pic:pic>
+              </a:graphicData>
+            </a:graphic>
+          </wp:inline>
+        </w:drawing>
+      </w:r>
+    </w:p>
+    <w:p>
+      <w:pPr>
+        <w:jc w:val="center"/>
+      </w:pPr>
+      <w:r>
+        <w:rPr>
+          <w:i/>
+          <w:color w:val="222222"/>
+          <w:sz w:val="18"/>
+        </w:rPr>
+        <w:t>Tableau de bord prof - matrice de cohorte (theme clair).</w:t>
+      </w:r>
+    </w:p>
+    <w:p>
+      <w:pPr>
+        <w:shd w:val="clear" w:fill="FFF4D6"/>
+      </w:pPr>
+      <w:r>
+        <w:rPr>
+          <w:b w:val="0"/>
+          <w:sz w:val="21"/>
+        </w:rPr>
+        <w:t>Un selecteur clair / sombre est dans la topbar, a cote du selecteur de langue ; le choix est memorise par navigateur (localStorage). Le theme clair s'affiche par defaut, lisible en salle et au videoprojecteur.</w:t>
+      </w:r>
+    </w:p>
+    <w:p>
+      <w:pPr>
+        <w:jc w:val="center"/>
+      </w:pPr>
+      <w:r>
+        <w:drawing>
+          <wp:inline xmlns:a="http://schemas.openxmlformats.org/drawingml/2006/main" xmlns:pic="http://schemas.openxmlformats.org/drawingml/2006/picture">
+            <wp:extent cx="5669280" cy="6232377"/>
+            <wp:docPr id="4" name="Picture 4"/>
+            <wp:cNvGraphicFramePr>
+              <a:graphicFrameLocks noChangeAspect="1"/>
+            </wp:cNvGraphicFramePr>
+            <a:graphic>
+              <a:graphicData uri="http://schemas.openxmlformats.org/drawingml/2006/picture">
+                <pic:pic>
+                  <pic:nvPicPr>
+                    <pic:cNvPr id="0" name="prof-dashboard-dark.png"/>
+                    <pic:cNvPicPr/>
+                  </pic:nvPicPr>
+                  <pic:blipFill>
+                    <a:blip r:embed="rId12"/>
+                    <a:stretch>
+                      <a:fillRect/>
+                    </a:stretch>
+                  </pic:blipFill>
+                  <pic:spPr>
+                    <a:xfrm>
+                      <a:off x="0" y="0"/>
+                      <a:ext cx="5669280" cy="6232377"/>
+                    </a:xfrm>
+                    <a:prstGeom prst="rect"/>
+                  </pic:spPr>
+                </pic:pic>
+              </a:graphicData>
+            </a:graphic>
+          </wp:inline>
+        </w:drawing>
+      </w:r>
+    </w:p>
+    <w:p>
+      <w:pPr>
+        <w:jc w:val="center"/>
+      </w:pPr>
+      <w:r>
+        <w:rPr>
+          <w:i/>
+          <w:color w:val="222222"/>
+          <w:sz w:val="18"/>
+        </w:rPr>
+        <w:t>Meme matrice en theme sombre (bascule via la topbar).</w:t>
+      </w:r>
+    </w:p>
+    <w:p>
+      <w:pPr>
         <w:pStyle w:val="Heading1"/>
       </w:pPr>
       <w:r>
-        <w:t>7. Reseau et securite</w:t>
+        <w:t>7. Gerer les cohortes et les eleves</w:t>
+      </w:r>
+    </w:p>
+    <w:p>
+      <w:r>
+        <w:t>Depuis la topbar du dashboard, tu administres les cohortes (creation, renommage, suppression, purge des orphelins) et la liste des eleves rattaches a chaque cohorte. Chaque ligne correspond a un label de poste eleve (independant du compte Juice Shop).</w:t>
+      </w:r>
+    </w:p>
+    <w:p>
+      <w:pPr>
+        <w:jc w:val="center"/>
+      </w:pPr>
+      <w:r>
+        <w:drawing>
+          <wp:inline xmlns:a="http://schemas.openxmlformats.org/drawingml/2006/main" xmlns:pic="http://schemas.openxmlformats.org/drawingml/2006/picture">
+            <wp:extent cx="5669280" cy="5860810"/>
+            <wp:docPr id="5" name="Picture 5"/>
+            <wp:cNvGraphicFramePr>
+              <a:graphicFrameLocks noChangeAspect="1"/>
+            </wp:cNvGraphicFramePr>
+            <a:graphic>
+              <a:graphicData uri="http://schemas.openxmlformats.org/drawingml/2006/picture">
+                <pic:pic>
+                  <pic:nvPicPr>
+                    <pic:cNvPr id="0" name="prof-cohorts.png"/>
+                    <pic:cNvPicPr/>
+                  </pic:nvPicPr>
+                  <pic:blipFill>
+                    <a:blip r:embed="rId13"/>
+                    <a:stretch>
+                      <a:fillRect/>
+                    </a:stretch>
+                  </pic:blipFill>
+                  <pic:spPr>
+                    <a:xfrm>
+                      <a:off x="0" y="0"/>
+                      <a:ext cx="5669280" cy="5860810"/>
+                    </a:xfrm>
+                    <a:prstGeom prst="rect"/>
+                  </pic:spPr>
+                </pic:pic>
+              </a:graphicData>
+            </a:graphic>
+          </wp:inline>
+        </w:drawing>
+      </w:r>
+    </w:p>
+    <w:p>
+      <w:pPr>
+        <w:jc w:val="center"/>
+      </w:pPr>
+      <w:r>
+        <w:rPr>
+          <w:i/>
+          <w:color w:val="222222"/>
+          <w:sz w:val="18"/>
+        </w:rPr>
+        <w:t>Administration des cohortes (creation, renommage, suppression).</w:t>
+      </w:r>
+    </w:p>
+    <w:p>
+      <w:pPr>
+        <w:jc w:val="center"/>
+      </w:pPr>
+      <w:r>
+        <w:drawing>
+          <wp:inline xmlns:a="http://schemas.openxmlformats.org/drawingml/2006/main" xmlns:pic="http://schemas.openxmlformats.org/drawingml/2006/picture">
+            <wp:extent cx="5669280" cy="6795475"/>
+            <wp:docPr id="6" name="Picture 6"/>
+            <wp:cNvGraphicFramePr>
+              <a:graphicFrameLocks noChangeAspect="1"/>
+            </wp:cNvGraphicFramePr>
+            <a:graphic>
+              <a:graphicData uri="http://schemas.openxmlformats.org/drawingml/2006/picture">
+                <pic:pic>
+                  <pic:nvPicPr>
+                    <pic:cNvPr id="0" name="prof-students.png"/>
+                    <pic:cNvPicPr/>
+                  </pic:nvPicPr>
+                  <pic:blipFill>
+                    <a:blip r:embed="rId14"/>
+                    <a:stretch>
+                      <a:fillRect/>
+                    </a:stretch>
+                  </pic:blipFill>
+                  <pic:spPr>
+                    <a:xfrm>
+                      <a:off x="0" y="0"/>
+                      <a:ext cx="5669280" cy="6795475"/>
+                    </a:xfrm>
+                    <a:prstGeom prst="rect"/>
+                  </pic:spPr>
+                </pic:pic>
+              </a:graphicData>
+            </a:graphic>
+          </wp:inline>
+        </w:drawing>
+      </w:r>
+    </w:p>
+    <w:p>
+      <w:pPr>
+        <w:jc w:val="center"/>
+      </w:pPr>
+      <w:r>
+        <w:rPr>
+          <w:i/>
+          <w:color w:val="222222"/>
+          <w:sz w:val="18"/>
+        </w:rPr>
+        <w:t>Liste des eleves d'une cohorte (label de poste, dernier event).</w:t>
+      </w:r>
+    </w:p>
+    <w:p>
+      <w:pPr>
+        <w:pStyle w:val="Heading1"/>
+      </w:pPr>
+      <w:r>
+        <w:t>8. Exploiter le dashboard au quotidien</w:t>
+      </w:r>
+    </w:p>
+    <w:p>
+      <w:r>
+        <w:t>Le code du dashboard est bati dans l'image Docker (pas monte en volume) : tout changement de code exige un rebuild, jamais un simple restart. Le script scripts/dashboard.sh centralise ces operations sans jamais detruire la base SQLite (le volume juicelab_dashboard_data survit a toutes les sous-commandes).</w:t>
+      </w:r>
+    </w:p>
+    <w:p>
+      <w:r>
+        <w:t>Lance-le sans argument pour le menu interactif :</w:t>
+      </w:r>
+    </w:p>
+    <w:p>
+      <w:pPr>
+        <w:shd w:val="clear" w:fill="F2F2F2"/>
+        <w:spacing w:after="0" w:before="0"/>
+      </w:pPr>
+      <w:r>
+        <w:rPr>
+          <w:rFonts w:ascii="Consolas" w:hAnsi="Consolas"/>
+          <w:sz w:val="19"/>
+        </w:rPr>
+        <w:t>./scripts/dashboard.sh</w:t>
+      </w:r>
+    </w:p>
+    <w:p>
+      <w:pPr>
+        <w:spacing w:after="80"/>
+      </w:pPr>
+    </w:p>
+    <w:p>
+      <w:r>
+        <w:t>Ou appelle directement une sous-commande :</w:t>
+      </w:r>
+    </w:p>
+    <w:tbl>
+      <w:tblPr>
+        <w:tblStyle w:val="TableGrid"/>
+        <w:tblW w:type="auto" w:w="0"/>
+        <w:tblLook w:firstColumn="1" w:firstRow="1" w:lastColumn="0" w:lastRow="0" w:noHBand="0" w:noVBand="1" w:val="04A0"/>
+      </w:tblPr>
+      <w:tblGrid>
+        <w:gridCol w:w="4819"/>
+        <w:gridCol w:w="4819"/>
+      </w:tblGrid>
+      <w:tr>
+        <w:tc>
+          <w:tcPr>
+            <w:tcW w:type="dxa" w:w="2268"/>
+          </w:tcPr>
+          <w:p>
+            <w:pPr>
+              <w:shd w:val="clear" w:fill="D5E8F0"/>
+            </w:pPr>
+            <w:r/>
+            <w:r>
+              <w:rPr>
+                <w:b/>
+                <w:sz w:val="20"/>
+              </w:rPr>
+              <w:t>Sous-commande</w:t>
+            </w:r>
+          </w:p>
+        </w:tc>
+        <w:tc>
+          <w:tcPr>
+            <w:tcW w:type="dxa" w:w="7370"/>
+          </w:tcPr>
+          <w:p>
+            <w:pPr>
+              <w:shd w:val="clear" w:fill="D5E8F0"/>
+            </w:pPr>
+            <w:r/>
+            <w:r>
+              <w:rPr>
+                <w:b/>
+                <w:sz w:val="20"/>
+              </w:rPr>
+              <w:t>Effet</w:t>
+            </w:r>
+          </w:p>
+        </w:tc>
+      </w:tr>
+      <w:tr>
+        <w:tc>
+          <w:tcPr>
+            <w:tcW w:type="dxa" w:w="2268"/>
+          </w:tcPr>
+          <w:p>
+            <w:r/>
+            <w:r>
+              <w:rPr>
+                <w:sz w:val="20"/>
+              </w:rPr>
+              <w:t>update</w:t>
+            </w:r>
+          </w:p>
+        </w:tc>
+        <w:tc>
+          <w:tcPr>
+            <w:tcW w:type="dxa" w:w="7370"/>
+          </w:tcPr>
+          <w:p>
+            <w:r/>
+            <w:r>
+              <w:rPr>
+                <w:sz w:val="20"/>
+              </w:rPr>
+              <w:t>git pull origin main PUIS rebuild de l'image (deployer une maj)</w:t>
+            </w:r>
+          </w:p>
+        </w:tc>
+      </w:tr>
+      <w:tr>
+        <w:tc>
+          <w:tcPr>
+            <w:tcW w:type="dxa" w:w="2268"/>
+          </w:tcPr>
+          <w:p>
+            <w:r/>
+            <w:r>
+              <w:rPr>
+                <w:sz w:val="20"/>
+              </w:rPr>
+              <w:t>rebuild</w:t>
+            </w:r>
+          </w:p>
+        </w:tc>
+        <w:tc>
+          <w:tcPr>
+            <w:tcW w:type="dxa" w:w="7370"/>
+          </w:tcPr>
+          <w:p>
+            <w:r/>
+            <w:r>
+              <w:rPr>
+                <w:sz w:val="20"/>
+              </w:rPr>
+              <w:t>rebuild image + recreate du container (sans git pull)</w:t>
+            </w:r>
+          </w:p>
+        </w:tc>
+      </w:tr>
+      <w:tr>
+        <w:tc>
+          <w:tcPr>
+            <w:tcW w:type="dxa" w:w="2268"/>
+          </w:tcPr>
+          <w:p>
+            <w:r/>
+            <w:r>
+              <w:rPr>
+                <w:sz w:val="20"/>
+              </w:rPr>
+              <w:t>start</w:t>
+            </w:r>
+          </w:p>
+        </w:tc>
+        <w:tc>
+          <w:tcPr>
+            <w:tcW w:type="dxa" w:w="7370"/>
+          </w:tcPr>
+          <w:p>
+            <w:r/>
+            <w:r>
+              <w:rPr>
+                <w:sz w:val="20"/>
+              </w:rPr>
+              <w:t>demarre le dashboard (sans rebuild)</w:t>
+            </w:r>
+          </w:p>
+        </w:tc>
+      </w:tr>
+      <w:tr>
+        <w:tc>
+          <w:tcPr>
+            <w:tcW w:type="dxa" w:w="2268"/>
+          </w:tcPr>
+          <w:p>
+            <w:r/>
+            <w:r>
+              <w:rPr>
+                <w:sz w:val="20"/>
+              </w:rPr>
+              <w:t>stop</w:t>
+            </w:r>
+          </w:p>
+        </w:tc>
+        <w:tc>
+          <w:tcPr>
+            <w:tcW w:type="dxa" w:w="7370"/>
+          </w:tcPr>
+          <w:p>
+            <w:r/>
+            <w:r>
+              <w:rPr>
+                <w:sz w:val="20"/>
+              </w:rPr>
+              <w:t>arrete le container</w:t>
+            </w:r>
+          </w:p>
+        </w:tc>
+      </w:tr>
+      <w:tr>
+        <w:tc>
+          <w:tcPr>
+            <w:tcW w:type="dxa" w:w="2268"/>
+          </w:tcPr>
+          <w:p>
+            <w:r/>
+            <w:r>
+              <w:rPr>
+                <w:sz w:val="20"/>
+              </w:rPr>
+              <w:t>restart</w:t>
+            </w:r>
+          </w:p>
+        </w:tc>
+        <w:tc>
+          <w:tcPr>
+            <w:tcW w:type="dxa" w:w="7370"/>
+          </w:tcPr>
+          <w:p>
+            <w:r/>
+            <w:r>
+              <w:rPr>
+                <w:sz w:val="20"/>
+              </w:rPr>
+              <w:t>stop + start (sans rebuild)</w:t>
+            </w:r>
+          </w:p>
+        </w:tc>
+      </w:tr>
+      <w:tr>
+        <w:tc>
+          <w:tcPr>
+            <w:tcW w:type="dxa" w:w="2268"/>
+          </w:tcPr>
+          <w:p>
+            <w:r/>
+            <w:r>
+              <w:rPr>
+                <w:sz w:val="20"/>
+              </w:rPr>
+              <w:t>status</w:t>
+            </w:r>
+          </w:p>
+        </w:tc>
+        <w:tc>
+          <w:tcPr>
+            <w:tcW w:type="dxa" w:w="7370"/>
+          </w:tcPr>
+          <w:p>
+            <w:r/>
+            <w:r>
+              <w:rPr>
+                <w:sz w:val="20"/>
+              </w:rPr>
+              <w:t>etat du container + healthcheck</w:t>
+            </w:r>
+          </w:p>
+        </w:tc>
+      </w:tr>
+      <w:tr>
+        <w:tc>
+          <w:tcPr>
+            <w:tcW w:type="dxa" w:w="2268"/>
+          </w:tcPr>
+          <w:p>
+            <w:r/>
+            <w:r>
+              <w:rPr>
+                <w:sz w:val="20"/>
+              </w:rPr>
+              <w:t>logs</w:t>
+            </w:r>
+          </w:p>
+        </w:tc>
+        <w:tc>
+          <w:tcPr>
+            <w:tcW w:type="dxa" w:w="7370"/>
+          </w:tcPr>
+          <w:p>
+            <w:r/>
+            <w:r>
+              <w:rPr>
+                <w:sz w:val="20"/>
+              </w:rPr>
+              <w:t>suit les logs (Ctrl-C pour sortir)</w:t>
+            </w:r>
+          </w:p>
+        </w:tc>
+      </w:tr>
+    </w:tbl>
+    <w:p>
+      <w:pPr>
+        <w:shd w:val="clear" w:fill="FFF4D6"/>
+      </w:pPr>
+      <w:r>
+        <w:rPr>
+          <w:b w:val="0"/>
+          <w:sz w:val="21"/>
+        </w:rPr>
+        <w:t>Pour appliquer une mise a jour du code prof : ./scripts/dashboard.sh update (git pull main + rebuild). La base cohorte est preservee.</w:t>
+      </w:r>
+    </w:p>
+    <w:p>
+      <w:pPr>
+        <w:pStyle w:val="Heading1"/>
+      </w:pPr>
+      <w:r>
+        <w:t>9. Reseau et securite</w:t>
       </w:r>
     </w:p>
     <w:tbl>
@@ -846,7 +1507,7 @@
         <w:pStyle w:val="Heading1"/>
       </w:pPr>
       <w:r>
-        <w:t>8. Arreter / nettoyer</w:t>
+        <w:t>10. Arreter / nettoyer</w:t>
       </w:r>
     </w:p>
     <w:p>

--- a/docs/GUIDE-INSTALL-PROF.docx
+++ b/docs/GUIDE-INSTALL-PROF.docx
@@ -64,7 +64,7 @@
       <w:r>
         <w:drawing>
           <wp:inline xmlns:a="http://schemas.openxmlformats.org/drawingml/2006/main" xmlns:pic="http://schemas.openxmlformats.org/drawingml/2006/picture">
-            <wp:extent cx="5669280" cy="2935877"/>
+            <wp:extent cx="5669280" cy="2755097"/>
             <wp:docPr id="1" name="Picture 1"/>
             <wp:cNvGraphicFramePr>
               <a:graphicFrameLocks noChangeAspect="1"/>
@@ -85,7 +85,7 @@
                   <pic:spPr>
                     <a:xfrm>
                       <a:off x="0" y="0"/>
-                      <a:ext cx="5669280" cy="2935877"/>
+                      <a:ext cx="5669280" cy="2755097"/>
                     </a:xfrm>
                     <a:prstGeom prst="rect"/>
                   </pic:spPr>
@@ -524,7 +524,7 @@
           <w:rFonts w:ascii="Consolas" w:hAnsi="Consolas"/>
           <w:sz w:val="19"/>
         </w:rPr>
-        <w:t>.\scripts\install-student.ps1 -Server -Cohort M2-IA-2026</w:t>
+        <w:t>.\scripts\install-student.ps1 -Server -Cohort JUICELAB-JUIN-2026</w:t>
       </w:r>
     </w:p>
     <w:p>
@@ -576,7 +576,7 @@
           <w:rFonts w:ascii="Consolas" w:hAnsi="Consolas"/>
           <w:sz w:val="19"/>
         </w:rPr>
-        <w:t>./scripts/install-student.sh --server -c M2-IA-2026</w:t>
+        <w:t>./scripts/install-student.sh --server -c JUICELAB-JUIN-2026</w:t>
       </w:r>
     </w:p>
     <w:p>
@@ -632,7 +632,7 @@
           <w:rFonts w:ascii="Consolas" w:hAnsi="Consolas"/>
           <w:sz w:val="19"/>
         </w:rPr>
-        <w:t xml:space="preserve">  Cohorte   : M2-IA-2026</w:t>
+        <w:t xml:space="preserve">  Cohorte   : JUICELAB-JUIN-2026</w:t>
       </w:r>
     </w:p>
     <w:p>
@@ -645,7 +645,7 @@
           <w:rFonts w:ascii="Consolas" w:hAnsi="Consolas"/>
           <w:sz w:val="19"/>
         </w:rPr>
-        <w:t xml:space="preserve">  Dashboard : 192.168.1.10</w:t>
+        <w:t xml:space="preserve">  Dashboard : 187.124.39.123</w:t>
       </w:r>
     </w:p>
     <w:p>
@@ -671,7 +671,7 @@
           <w:rFonts w:ascii="Consolas" w:hAnsi="Consolas"/>
           <w:sz w:val="19"/>
         </w:rPr>
-        <w:t xml:space="preserve">    ./scripts/install-student.sh -d 192.168.1.10 -c M2-IA-2026 -l &lt;prenom&gt;</w:t>
+        <w:t xml:space="preserve">    ./scripts/install-student.sh -d 187.124.39.123 -c JUICELAB-JUIN-2026 -l &lt;prenom&gt;</w:t>
       </w:r>
     </w:p>
     <w:p>
@@ -697,7 +697,7 @@
           <w:rFonts w:ascii="Consolas" w:hAnsi="Consolas"/>
           <w:sz w:val="19"/>
         </w:rPr>
-        <w:t xml:space="preserve">    .\scripts\install-student.ps1 -Dashboard 192.168.1.10 -Cohort M2-IA-2026 -Label &lt;prenom&gt;</w:t>
+        <w:t xml:space="preserve">    .\scripts\install-student.ps1 -Dashboard 187.124.39.123 -Cohort JUICELAB-JUIN-2026 -Label &lt;prenom&gt;</w:t>
       </w:r>
     </w:p>
     <w:p>
@@ -756,7 +756,7 @@
           <w:rFonts w:ascii="Consolas" w:hAnsi="Consolas"/>
           <w:sz w:val="19"/>
         </w:rPr>
-        <w:t>http://127.0.0.1:5050/dashboard?cohort=M2-IA-2026</w:t>
+        <w:t>http://127.0.0.1:5050/dashboard?cohort=JUICELAB-JUIN-2026</w:t>
       </w:r>
     </w:p>
     <w:p>
@@ -787,7 +787,7 @@
       <w:r>
         <w:drawing>
           <wp:inline xmlns:a="http://schemas.openxmlformats.org/drawingml/2006/main" xmlns:pic="http://schemas.openxmlformats.org/drawingml/2006/picture">
-            <wp:extent cx="5669280" cy="6232377"/>
+            <wp:extent cx="5669280" cy="11680170"/>
             <wp:docPr id="3" name="Picture 3"/>
             <wp:cNvGraphicFramePr>
               <a:graphicFrameLocks noChangeAspect="1"/>
@@ -808,7 +808,7 @@
                   <pic:spPr>
                     <a:xfrm>
                       <a:off x="0" y="0"/>
-                      <a:ext cx="5669280" cy="6232377"/>
+                      <a:ext cx="5669280" cy="11680170"/>
                     </a:xfrm>
                     <a:prstGeom prst="rect"/>
                   </pic:spPr>
@@ -851,7 +851,7 @@
       <w:r>
         <w:drawing>
           <wp:inline xmlns:a="http://schemas.openxmlformats.org/drawingml/2006/main" xmlns:pic="http://schemas.openxmlformats.org/drawingml/2006/picture">
-            <wp:extent cx="5669280" cy="6232377"/>
+            <wp:extent cx="5669280" cy="11680170"/>
             <wp:docPr id="4" name="Picture 4"/>
             <wp:cNvGraphicFramePr>
               <a:graphicFrameLocks noChangeAspect="1"/>
@@ -872,7 +872,7 @@
                   <pic:spPr>
                     <a:xfrm>
                       <a:off x="0" y="0"/>
-                      <a:ext cx="5669280" cy="6232377"/>
+                      <a:ext cx="5669280" cy="11680170"/>
                     </a:xfrm>
                     <a:prstGeom prst="rect"/>
                   </pic:spPr>
@@ -916,7 +916,7 @@
       <w:r>
         <w:drawing>
           <wp:inline xmlns:a="http://schemas.openxmlformats.org/drawingml/2006/main" xmlns:pic="http://schemas.openxmlformats.org/drawingml/2006/picture">
-            <wp:extent cx="5669280" cy="5860810"/>
+            <wp:extent cx="5669280" cy="16469985"/>
             <wp:docPr id="5" name="Picture 5"/>
             <wp:cNvGraphicFramePr>
               <a:graphicFrameLocks noChangeAspect="1"/>
@@ -937,7 +937,7 @@
                   <pic:spPr>
                     <a:xfrm>
                       <a:off x="0" y="0"/>
-                      <a:ext cx="5669280" cy="5860810"/>
+                      <a:ext cx="5669280" cy="16469985"/>
                     </a:xfrm>
                     <a:prstGeom prst="rect"/>
                   </pic:spPr>
@@ -968,7 +968,7 @@
       <w:r>
         <w:drawing>
           <wp:inline xmlns:a="http://schemas.openxmlformats.org/drawingml/2006/main" xmlns:pic="http://schemas.openxmlformats.org/drawingml/2006/picture">
-            <wp:extent cx="5669280" cy="6795475"/>
+            <wp:extent cx="5669280" cy="11803732"/>
             <wp:docPr id="6" name="Picture 6"/>
             <wp:cNvGraphicFramePr>
               <a:graphicFrameLocks noChangeAspect="1"/>
@@ -989,7 +989,7 @@
                   <pic:spPr>
                     <a:xfrm>
                       <a:off x="0" y="0"/>
-                      <a:ext cx="5669280" cy="6795475"/>
+                      <a:ext cx="5669280" cy="11803732"/>
                     </a:xfrm>
                     <a:prstGeom prst="rect"/>
                   </pic:spPr>
